--- a/branding/example/nodejs/public/elixir/brand/templates/sr-cyrl/worksheet-fractions.docx
+++ b/branding/example/nodejs/public/elixir/brand/templates/sr-cyrl/worksheet-fractions.docx
@@ -1754,8 +1754,12 @@
                 <w:sz w:val="44"/>
                 <w:szCs w:val="44"/>
                 <w:rFonts w:ascii="DejaVu Sans" w:hAnsi="DejaVu Sans" w:eastAsia="DejaVu Sans" w:cs="DejaVu Sans"/>
-              </w:rPr>
-              <w:sym w:font="DejaVu Sans" w:char="F04A"/>
+                <w:b w:val="0"/>
+                <w:bCs w:val="0"/>
+                <w:i w:val="0"/>
+                <w:iCs w:val="0"/>
+              </w:rPr>
+              <w:t>☺</w:t>
             </w:r>
           </w:p>
         </w:tc>
@@ -1775,8 +1779,12 @@
                 <w:sz w:val="44"/>
                 <w:szCs w:val="44"/>
                 <w:rFonts w:ascii="DejaVu Sans" w:hAnsi="DejaVu Sans" w:eastAsia="DejaVu Sans" w:cs="DejaVu Sans"/>
-              </w:rPr>
-              <w:sym w:font="DejaVu Sans" w:char="F04B"/>
+                <w:b w:val="0"/>
+                <w:bCs w:val="0"/>
+                <w:i w:val="0"/>
+                <w:iCs w:val="0"/>
+              </w:rPr>
+              <w:t>😐</w:t>
             </w:r>
           </w:p>
         </w:tc>
@@ -1796,8 +1804,12 @@
                 <w:sz w:val="44"/>
                 <w:szCs w:val="44"/>
                 <w:rFonts w:ascii="DejaVu Sans" w:hAnsi="DejaVu Sans" w:eastAsia="DejaVu Sans" w:cs="DejaVu Sans"/>
-              </w:rPr>
-              <w:sym w:font="DejaVu Sans" w:char="F04C"/>
+                <w:b w:val="0"/>
+                <w:bCs w:val="0"/>
+                <w:i w:val="0"/>
+                <w:iCs w:val="0"/>
+              </w:rPr>
+              <w:t>☹</w:t>
             </w:r>
           </w:p>
         </w:tc>
